--- a/交付_20260811_规划环境先验解耦/00A_导读与阅读顺序.docx
+++ b/交付_20260811_规划环境先验解耦/00A_导读与阅读顺序.docx
@@ -390,6 +390,56 @@
           <w:rFonts w:ascii="Consolas" w:hAnsi="Consolas" w:eastAsia="Consolas"/>
           <w:sz w:val="18"/>
         </w:rPr>
+        <w:t>09_剩余代码逻辑核查.md</w:t>
+      </w:r>
+      <w:r>
+        <w:rPr>
+          <w:rFonts w:ascii="SimSun" w:hAnsi="SimSun" w:eastAsia="SimSun"/>
+        </w:rPr>
+        <w:t xml:space="preserve"> —— 两项代码事实核查（S7a 基准、FREE carving）</w:t>
+      </w:r>
+    </w:p>
+    <w:p>
+      <w:pPr>
+        <w:spacing w:after="40"/>
+        <w:ind w:left="640" w:hanging="280"/>
+      </w:pPr>
+      <w:r>
+        <w:rPr>
+          <w:rFonts w:ascii="SimSun" w:hAnsi="SimSun" w:eastAsia="SimSun"/>
+        </w:rPr>
+        <w:t xml:space="preserve">3. </w:t>
+      </w:r>
+      <w:r>
+        <w:rPr>
+          <w:rFonts w:ascii="Consolas" w:hAnsi="Consolas" w:eastAsia="Consolas"/>
+          <w:sz w:val="18"/>
+        </w:rPr>
+        <w:t>10_最终交付一致性检查.md</w:t>
+      </w:r>
+      <w:r>
+        <w:rPr>
+          <w:rFonts w:ascii="SimSun" w:hAnsi="SimSun" w:eastAsia="SimSun"/>
+        </w:rPr>
+        <w:t xml:space="preserve"> —— 本轮修正的 15 项与 7 条保留边界</w:t>
+      </w:r>
+    </w:p>
+    <w:p>
+      <w:pPr>
+        <w:spacing w:after="40"/>
+        <w:ind w:left="640" w:hanging="280"/>
+      </w:pPr>
+      <w:r>
+        <w:rPr>
+          <w:rFonts w:ascii="SimSun" w:hAnsi="SimSun" w:eastAsia="SimSun"/>
+        </w:rPr>
+        <w:t xml:space="preserve">4. </w:t>
+      </w:r>
+      <w:r>
+        <w:rPr>
+          <w:rFonts w:ascii="Consolas" w:hAnsi="Consolas" w:eastAsia="Consolas"/>
+          <w:sz w:val="18"/>
+        </w:rPr>
         <w:t>实验记录/</w:t>
       </w:r>
       <w:r>
@@ -408,7 +458,7 @@
         <w:rPr>
           <w:rFonts w:ascii="SimSun" w:hAnsi="SimSun" w:eastAsia="SimSun"/>
         </w:rPr>
-        <w:t xml:space="preserve">3. </w:t>
+        <w:t xml:space="preserve">5. </w:t>
       </w:r>
       <w:r>
         <w:rPr>
@@ -495,16 +545,16 @@
       </w:r>
       <w:r>
         <w:rPr>
-          <w:rFonts w:ascii="Consolas" w:hAnsi="Consolas" w:eastAsia="Consolas"/>
-          <w:sz w:val="18"/>
+          <w:rFonts w:ascii="SimSun" w:hAnsi="SimSun" w:eastAsia="SimSun"/>
+          <w:b/>
         </w:rPr>
-        <w:t>08_最终结论与合作方答复建议.md</w:t>
+        <w:t>`10_最终交付一致性检查.md` 第七节</w:t>
       </w:r>
       <w:r>
         <w:rPr>
           <w:rFonts w:ascii="SimSun" w:hAnsi="SimSun" w:eastAsia="SimSun"/>
         </w:rPr>
-        <w:t xml:space="preserve"> 第七节 —— 需要代理人拍板的两件事</w:t>
+        <w:t xml:space="preserve"> —— 交接说明：可直接使用的、需要拍板的、本轮未做的</w:t>
       </w:r>
     </w:p>
     <w:p>
@@ -595,9 +645,13 @@
         <w:br/>
         <w:t>06_Oracle_Leakage_Audit     规划器读几何的全部位置，逐条判定</w:t>
         <w:br/>
-        <w:t>07_专利技术方案修改影响分析   专利文本的逐条修改建议（非最终申请稿）</w:t>
+        <w:t>07_专利技术方案修改影响分析   专利文本的逐条修改建议（非最终申请稿）＋ 事实/策略分区</w:t>
         <w:br/>
         <w:t>08_最终结论与合作方答复建议   五个问题的答复 ＋ 建议措辞</w:t>
+        <w:br/>
+        <w:t>09_剩余代码逻辑核查          S7a 真实基准、二维 FREE carving 的物理含义</w:t>
+        <w:br/>
+        <w:t>10_最终交付一致性检查        修正清单、7 条适用边界、12 问逐条回答、代理人交接说明</w:t>
         <w:br/>
         <w:br/>
         <w:t>附图/</w:t>
@@ -1031,19 +1085,7 @@
           <w:rFonts w:ascii="SimSun" w:hAnsi="SimSun" w:eastAsia="SimSun"/>
           <w:i/>
         </w:rPr>
-        <w:t>模型同时回答两个问题：「我要检查什么」和「现场长什么样」。</w:t>
-      </w:r>
-    </w:p>
-    <w:p>
-      <w:pPr>
-        <w:ind w:left="360"/>
-      </w:pPr>
-      <w:r>
-        <w:rPr>
-          <w:rFonts w:ascii="SimSun" w:hAnsi="SimSun" w:eastAsia="SimSun"/>
-          <w:i/>
-        </w:rPr>
-        <w:t>现在拆成两份 —— 前者仍由设计模型给定，后者改由实测点云边测边建。</w:t>
+        <w:t>模型同时回答两个问题：「我要检查什么」和「现场长什么样」。现在拆成两份 —— 前者仍由设计模型给定，后者改由实测点云边测边建。</w:t>
       </w:r>
     </w:p>
     <w:p>
@@ -1160,7 +1202,22 @@
                 <w:rFonts w:ascii="SimSun" w:hAnsi="SimSun" w:eastAsia="SimSun"/>
                 <w:sz w:val="17"/>
               </w:rPr>
-              <w:t>。不需要的只是"现场环境几何"那部分</w:t>
+              <w:t>。不需要的只是"额外的非目标环境几何"。且规划环境模型的</w:t>
+            </w:r>
+            <w:r>
+              <w:rPr>
+                <w:rFonts w:ascii="SimSun" w:hAnsi="SimSun" w:eastAsia="SimSun"/>
+                <w:b/>
+                <w:sz w:val="17"/>
+              </w:rPr>
+              <w:t>遮挡侧</w:t>
+            </w:r>
+            <w:r>
+              <w:rPr>
+                <w:rFonts w:ascii="SimSun" w:hAnsi="SimSun" w:eastAsia="SimSun"/>
+                <w:sz w:val="17"/>
+              </w:rPr>
+              <w:t>初始内容本就含目标表面与地面，不能说成"完全由点云建立"</w:t>
             </w:r>
           </w:p>
         </w:tc>
